--- a/az/wisdom-stories/three-questions.docx
+++ b/az/wisdom-stories/three-questions.docx
@@ -42,7 +42,7 @@
           <w:color w:val="000000"/>
           <w:sz w:val="22"/>
         </w:rPr>
-        <w:t>— Sənə üç sual verirəm. Sabaha kimi cavabını tapmasan, saraydan qovulacaqsan. Birincisi: Allah nə yeyir? İkincisi: Allah nə örtür? Üçüncüsü: Allah nə iş görür?</w:t>
+        <w:t>— Sənə üç sual verirəm. Sabaha kimi cavabını tapmasan, saraydan qovulacaqsan. Birincisi: Allah nəyə təhəmmül edir? İkincisi: Allah hansı həqiqətləri gizli saxlayır? Üçüncüsü: Allah Öz hikməti və qüdrəti ilə hansı işləri gerçəkləşdirir?</w:t>
       </w:r>
     </w:p>
     <w:p>
@@ -84,7 +84,7 @@
           <w:color w:val="000000"/>
           <w:sz w:val="22"/>
         </w:rPr>
-        <w:t>— Hər üç sualın cavabını bilirəm. Amma ikisini indi deyəcəyəm, birini sabah. Bil ki, Allahın yediyi bəndələrin qəm-qüssəsidir. Allahın örtdüyü isə bəndələrin eyibləridir.</w:t>
+        <w:t>— Hər üç sualın cavabını bilirəm. Amma ikisini indi deyəcəyəm, birini sabah. Bil ki, Allahın təhəmmül etdiyi bəndələrin qəm-qüssəsi, gizlətdiyi isə onların eyibləridir.</w:t>
       </w:r>
     </w:p>
     <w:p>
@@ -182,7 +182,7 @@
           <w:color w:val="000000"/>
           <w:sz w:val="22"/>
         </w:rPr>
-        <w:t>— Bəs üçüncü cavab nədir? Allah nə iş görür?</w:t>
+        <w:t>— Bəs üçüncü cavab nədir?Allah Öz hikməti və qüdrəti ilə hansı işləri gerçəkləşdirir?</w:t>
       </w:r>
     </w:p>
     <w:p>
@@ -210,7 +210,7 @@
           <w:color w:val="000000"/>
           <w:sz w:val="22"/>
         </w:rPr>
-        <w:t>— Hələ də bilmirsən? Allah bir anın içində vəziri nökər, nökəri isə vəzir edir!</w:t>
+        <w:t>— Hələ də anlamadın? Allah bir anın içində vəziri nökər, nökəri isə vəzir edir!</w:t>
       </w:r>
     </w:p>
     <w:p>
@@ -238,7 +238,7 @@
           <w:color w:val="9A7417"/>
           <w:sz w:val="22"/>
         </w:rPr>
-        <w:t xml:space="preserve">İbrət: </w:t>
+        <w:t>İbrət: Bu gün vəzir olan sabah nökər ola bilər, buna görə heç kəs öz kürsüsünə arxayın olmasın!</w:t>
       </w:r>
       <w:r>
         <w:rPr>
@@ -248,7 +248,6 @@
           <w:color w:val="3F3826"/>
           <w:sz w:val="22"/>
         </w:rPr>
-        <w:t>Bu gün vəzir olan sabah nökər ola bilər, buna görə heç kəs öz kürsüsünə arxayın olmasın!</w:t>
       </w:r>
     </w:p>
     <w:p>
